--- a/data/templates/Notice_to_Take_Deposition.docx
+++ b/data/templates/Notice_to_Take_Deposition.docx
@@ -851,7 +851,7 @@
         <w:t>John Scleiffarth</w:t>
         <w:tab/>
         <w:tab/>
-        <w:t>#{{attorney_bar}}</w:t>
+        <w:t>{{attorney_bar}}</w:t>
         <w:tab/>
       </w:r>
     </w:p>

--- a/data/templates/Notice_to_Take_Deposition.docx
+++ b/data/templates/Notice_to_Take_Deposition.docx
@@ -944,7 +944,7 @@
         <w:tab/>
         <w:tab/>
         <w:tab/>
-        <w:t>Facsimile: {{firm_fax}}</w:t>
+        <w:t/>
       </w:r>
     </w:p>
     <w:p>

--- a/data/templates/Notice_to_Take_Deposition.docx
+++ b/data/templates/Notice_to_Take_Deposition.docx
@@ -464,7 +464,7 @@
         <w:tab/>
         <w:tab/>
         <w:tab/>
-        <w:t>Paige Brueschke</w:t>
+        <w:t>{{deponent_name}}</w:t>
       </w:r>
     </w:p>
     <w:p>
@@ -565,7 +565,7 @@
           <w:sz w:val="26"/>
           <w:szCs w:val="26"/>
         </w:rPr>
-        <w:t>Jefferson County Courthouse- Law Library</w:t>
+        <w:t>{{deposition_location}}</w:t>
       </w:r>
     </w:p>
     <w:p>
@@ -641,7 +641,7 @@
         <w:tab/>
         <w:t xml:space="preserve"> </w:t>
         <w:tab/>
-        <w:t>{{service_date}}, at 11:00 a.m.</w:t>
+        <w:t>{{deposition_date}}, at {{deposition_time}}</w:t>
       </w:r>
     </w:p>
     <w:p>
